--- a/tools/surface-emit/content-sot/use-cases/escalation-phq9-positive/rendered-sop.docx
+++ b/tools/surface-emit/content-sot/use-cases/escalation-phq9-positive/rendered-sop.docx
@@ -12,7 +12,7 @@
     </w:p>
     <w:p>
       <w:pPr>
-        <w:pStyle w:val="callout-warning"/>
+        <w:pStyle w:val="alert-warning"/>
       </w:pPr>
       <w:r>
         <w:rPr>
@@ -48,88 +48,442 @@
         <w:t xml:space="preserve">Who this is for and what it covers</w:t>
       </w:r>
     </w:p>
+    <w:p>
+      <w:pPr>
+        <w:pStyle w:val="DefinitionTerm"/>
+      </w:pPr>
+      <w:r>
+        <w:t xml:space="preserve">For</w:t>
+      </w:r>
+    </w:p>
+    <w:p>
+      <w:pPr>
+        <w:pStyle w:val="Definition"/>
+      </w:pPr>
+      <w:r>
+        <w:t xml:space="preserve">Care coordinators handling participants whose PHQ9 screening returns a positive response.</w:t>
+      </w:r>
+    </w:p>
+    <w:p>
+      <w:pPr>
+        <w:pStyle w:val="DefinitionTerm"/>
+      </w:pPr>
+      <w:r>
+        <w:t xml:space="preserve">Covers</w:t>
+      </w:r>
+    </w:p>
+    <w:p>
+      <w:pPr>
+        <w:pStyle w:val="Definition"/>
+      </w:pPr>
+      <w:r>
+        <w:t xml:space="preserve">Trigger detection through clinical-lead sign-off, partner hand-off, and audit.</w:t>
+      </w:r>
+    </w:p>
+    <w:p>
+      <w:pPr>
+        <w:pStyle w:val="DefinitionTerm"/>
+      </w:pPr>
+      <w:r>
+        <w:t xml:space="preserve">Does not cover</w:t>
+      </w:r>
+    </w:p>
+    <w:p>
+      <w:pPr>
+        <w:pStyle w:val="Definition"/>
+      </w:pPr>
+      <w:r>
+        <w:t xml:space="preserve">Routine PHQ9 administration (separate procedure); emergency 911 routing (separate procedure); RD next-business-day follow-up for green-tier results.</w:t>
+      </w:r>
+    </w:p>
+    <w:p>
+      <w:pPr>
+        <w:pStyle w:val="Heading2"/>
+      </w:pPr>
+      <w:r>
+        <w:t xml:space="preserve">When the screening fires the trigger</w:t>
+      </w:r>
+    </w:p>
+    <w:p>
+      <w:pPr>
+        <w:numPr>
+          <w:ilvl w:val="0"/>
+          <w:numId w:val="1001"/>
+        </w:numPr>
+      </w:pPr>
+      <w:r>
+        <w:rPr>
+          <w:b/>
+          <w:bCs/>
+        </w:rPr>
+        <w:t xml:space="preserve">The patient completes a PHQ9 screening.</w:t>
+      </w:r>
+      <w:r>
+        <w:t xml:space="preserve"> </w:t>
+      </w:r>
+      <w:r>
+        <w:t xml:space="preserve">The platform calculates the total score immediately and checks against the configured threshold.</w:t>
+      </w:r>
+    </w:p>
+    <w:p>
+      <w:pPr>
+        <w:numPr>
+          <w:ilvl w:val="0"/>
+          <w:numId w:val="1000"/>
+        </w:numPr>
+      </w:pPr>
+      <w:r>
+        <w:t xml:space="preserve">The specific score threshold for</w:t>
+      </w:r>
+      <w:r>
+        <w:t xml:space="preserve"> </w:t>
+      </w:r>
+      <w:r>
+        <w:t xml:space="preserve">“positive”</w:t>
+      </w:r>
+      <w:r>
+        <w:t xml:space="preserve"> </w:t>
+      </w:r>
+      <w:r>
+        <w:t xml:space="preserve">is pending Healthcare Data Governance review. Standard clinical practice ranges from 10 to 15 depending on guideline source. Question 9 (suicidal ideation) any-positive result triggers immediate escalation regardless of total — to confirm with Marrero.</w:t>
+      </w:r>
+    </w:p>
+    <w:p>
+      <w:pPr>
+        <w:numPr>
+          <w:ilvl w:val="0"/>
+          <w:numId w:val="1000"/>
+        </w:numPr>
+      </w:pPr>
+      <w:r>
+        <w:t xml:space="preserve">If C-SSRS (Columbia Suicide Severity Rating Scale) is administered as a secondary instrument, its results join the case context for downstream review. C-SSRS adoption into the UConn pilot is pending Marrero.</w:t>
+      </w:r>
+    </w:p>
+    <w:p>
+      <w:pPr>
+        <w:numPr>
+          <w:ilvl w:val="0"/>
+          <w:numId w:val="1001"/>
+        </w:numPr>
+      </w:pPr>
+      <w:r>
+        <w:rPr>
+          <w:b/>
+          <w:bCs/>
+        </w:rPr>
+        <w:t xml:space="preserve">The agent classifies the response into a severity tier.</w:t>
+      </w:r>
+      <w:r>
+        <w:t xml:space="preserve"> </w:t>
+      </w:r>
+      <w:r>
+        <w:t xml:space="preserve">Three tiers determine the path forward.</w:t>
+      </w:r>
+    </w:p>
+    <w:p>
+      <w:pPr>
+        <w:pStyle w:val="decision-branch"/>
+        <w:numPr>
+          <w:ilvl w:val="0"/>
+          <w:numId w:val="1000"/>
+        </w:numPr>
+      </w:pPr>
+      <w:r>
+        <w:rPr>
+          <w:b/>
+          <w:bCs/>
+        </w:rPr>
+        <w:t xml:space="preserve">Red — Critical.</w:t>
+      </w:r>
+      <w:r>
+        <w:t xml:space="preserve"> </w:t>
+      </w:r>
+      <w:r>
+        <w:t xml:space="preserve">Suicidal ideation present or score in severe range → routes to same-hour clinical-lead review.</w:t>
+      </w:r>
+    </w:p>
+    <w:p>
+      <w:pPr>
+        <w:pStyle w:val="decision-branch"/>
+        <w:numPr>
+          <w:ilvl w:val="0"/>
+          <w:numId w:val="1000"/>
+        </w:numPr>
+      </w:pPr>
+      <w:r>
+        <w:rPr>
+          <w:b/>
+          <w:bCs/>
+        </w:rPr>
+        <w:t xml:space="preserve">Yellow — High.</w:t>
+      </w:r>
+      <w:r>
+        <w:t xml:space="preserve"> </w:t>
+      </w:r>
+      <w:r>
+        <w:t xml:space="preserve">Moderate-severe range or rapid score change → routes to same-day clinical-lead review.</w:t>
+      </w:r>
+    </w:p>
+    <w:p>
+      <w:pPr>
+        <w:pStyle w:val="decision-branch"/>
+        <w:numPr>
+          <w:ilvl w:val="0"/>
+          <w:numId w:val="1000"/>
+        </w:numPr>
+      </w:pPr>
+      <w:r>
+        <w:rPr>
+          <w:b/>
+          <w:bCs/>
+        </w:rPr>
+        <w:t xml:space="preserve">Green — Moderate.</w:t>
+      </w:r>
+      <w:r>
+        <w:t xml:space="preserve"> </w:t>
+      </w:r>
+      <w:r>
+        <w:t xml:space="preserve">Mild-moderate range, stable trajectory → routes to RD next-business-day follow-up (separate procedure, not this SoP).</w:t>
+      </w:r>
+    </w:p>
+    <w:p>
+      <w:pPr>
+        <w:pStyle w:val="alert-warning"/>
+        <w:numPr>
+          <w:ilvl w:val="0"/>
+          <w:numId w:val="1000"/>
+        </w:numPr>
+      </w:pPr>
+      <w:r>
+        <w:rPr>
+          <w:b/>
+          <w:bCs/>
+        </w:rPr>
+        <w:t xml:space="preserve">Tier boundary specifics pending Marrero.</w:t>
+      </w:r>
+      <w:r>
+        <w:t xml:space="preserve"> </w:t>
+      </w:r>
+      <w:r>
+        <w:t xml:space="preserve">What scores constitute red / yellow / green; what answer-pattern combinations override a case to a higher tier.</w:t>
+      </w:r>
+    </w:p>
+    <w:p>
+      <w:pPr>
+        <w:numPr>
+          <w:ilvl w:val="0"/>
+          <w:numId w:val="1001"/>
+        </w:numPr>
+      </w:pPr>
+      <w:r>
+        <w:rPr>
+          <w:b/>
+          <w:bCs/>
+        </w:rPr>
+        <w:t xml:space="preserve">The clinical lead reviews the case.</w:t>
+      </w:r>
+      <w:r>
+        <w:t xml:space="preserve"> </w:t>
+      </w:r>
+      <w:r>
+        <w:t xml:space="preserve">Red and yellow cases route to the clinical-lead review queue with a structured evidence package: patient context summary, PHQ9 result and answer pattern, prior screenings if any, current care plan and medications.</w:t>
+      </w:r>
+    </w:p>
+    <w:p>
+      <w:pPr>
+        <w:numPr>
+          <w:ilvl w:val="0"/>
+          <w:numId w:val="1000"/>
+        </w:numPr>
+      </w:pPr>
+      <w:r>
+        <w:t xml:space="preserve">The clinical lead chooses one of four sign-off decisions: escalate to BHN partner; escalate to emergency services; downgrade to RD follow-up; or defer with note. Each decision generates an immutable audit-record entry with attestor identity, rationale, and timestamp.</w:t>
+      </w:r>
+    </w:p>
+    <w:p>
+      <w:pPr>
+        <w:pStyle w:val="alert-error"/>
+        <w:numPr>
+          <w:ilvl w:val="0"/>
+          <w:numId w:val="1000"/>
+        </w:numPr>
+      </w:pPr>
+      <w:r>
+        <w:rPr>
+          <w:b/>
+          <w:bCs/>
+        </w:rPr>
+        <w:t xml:space="preserve">First-action specifics pending Vanessa + Marrero — this is the critical blocker for the Friday session and operational deployment.</w:t>
+      </w:r>
+      <w:r>
+        <w:t xml:space="preserve"> </w:t>
+      </w:r>
+      <w:r>
+        <w:t xml:space="preserve">What the clinical lead does in the first 5 minutes of a red-tier case is undefined; the catalog flagged this as the most operationally load-bearing gap. The Care Coordinator SoP carries an explicit</w:t>
+      </w:r>
+      <w:r>
+        <w:t xml:space="preserve"> </w:t>
+      </w:r>
+      <w:r>
+        <w:rPr>
+          <w:rStyle w:val="VerbatimChar"/>
+        </w:rPr>
+        <w:t xml:space="preserve">[NEEDS VANESSA / MARRERO]</w:t>
+      </w:r>
+      <w:r>
+        <w:t xml:space="preserve"> </w:t>
+      </w:r>
+      <w:r>
+        <w:t xml:space="preserve">placeholder for this content.</w:t>
+      </w:r>
+    </w:p>
+    <w:p>
+      <w:pPr>
+        <w:numPr>
+          <w:ilvl w:val="0"/>
+          <w:numId w:val="1001"/>
+        </w:numPr>
+      </w:pPr>
+      <w:r>
+        <w:rPr>
+          <w:b/>
+          <w:bCs/>
+        </w:rPr>
+        <w:t xml:space="preserve">For escalate-to-BHN decisions, the agent packages the case and transmits to the partner clinical team.</w:t>
+      </w:r>
+      <w:r>
+        <w:t xml:space="preserve"> </w:t>
+      </w:r>
+      <w:r>
+        <w:t xml:space="preserve">The package includes patient identity, the PHQ9 result with answer pattern, any C-SSRS results, the clinical-lead attestation record, the current care plan summary, and patient contact preferences.</w:t>
+      </w:r>
+    </w:p>
+    <w:p>
+      <w:pPr>
+        <w:numPr>
+          <w:ilvl w:val="0"/>
+          <w:numId w:val="1001"/>
+        </w:numPr>
+      </w:pPr>
+      <w:r>
+        <w:rPr>
+          <w:b/>
+          <w:bCs/>
+        </w:rPr>
+        <w:t xml:space="preserve">The partner acknowledges receipt within their SLA.</w:t>
+      </w:r>
+      <w:r>
+        <w:t xml:space="preserve"> </w:t>
+      </w:r>
+      <w:r>
+        <w:t xml:space="preserve">Acknowledgment closes the case to audit; the chain-of-custody hash seals every upstream event.</w:t>
+      </w:r>
+    </w:p>
+    <w:p>
+      <w:pPr>
+        <w:pStyle w:val="Heading2"/>
+      </w:pPr>
+      <w:r>
+        <w:t xml:space="preserve">Hand-off package — what ships</w:t>
+      </w:r>
+    </w:p>
     <w:tbl>
       <w:tblPr>
-        <w:tblStyle w:val="Table"/>
-        <w:tblW w:type="pct" w:w="5000"/>
-        <w:tblLayout w:type="fixed"/>
-        <w:tblLook w:firstRow="1" w:lastRow="0" w:firstColumn="0" w:lastColumn="0" w:noHBand="0" w:noVBand="0" w:val="0020"/>
+        <w:tblW w:w="5000" w:type="pct"/>
+        <w:tblBorders>
+          <w:top w:val="nil"/>
+          <w:bottom w:val="nil"/>
+          <w:left w:val="nil"/>
+          <w:right w:val="nil"/>
+          <w:insideH w:val="nil"/>
+          <w:insideV w:val="nil"/>
+        </w:tblBorders>
+        <w:tblCellMar>
+          <w:top w:w="160" w:type="dxa"/>
+          <w:bottom w:w="160" w:type="dxa"/>
+          <w:left w:w="200" w:type="dxa"/>
+          <w:right w:w="200" w:type="dxa"/>
+        </w:tblCellMar>
       </w:tblPr>
-      <w:tblGrid>
-        <w:gridCol w:w="3960"/>
-        <w:gridCol w:w="3960"/>
-      </w:tblGrid>
       <w:tr>
         <w:trPr>
-          <w:tblHeader w:val="on"/>
+          <w:cantSplit w:val="true"/>
         </w:trPr>
         <w:tc>
-          <w:tcPr/>
+          <w:tcPr>
+            <w:tcW w:w="5000" w:type="pct"/>
+            <w:shd w:val="clear" w:color="auto" w:fill="f8f4ec"/>
+          </w:tcPr>
           <w:p>
             <w:pPr>
               <w:pStyle w:val="Compact"/>
+              <w:numPr>
+                <w:ilvl w:val="0"/>
+                <w:numId w:val="1002"/>
+              </w:numPr>
             </w:pPr>
             <w:r>
-              <w:t xml:space="preserve">For</w:t>
+              <w:t xml:space="preserve">Patient identity (name, DOB, contact information, MRN if applicable)</w:t>
             </w:r>
           </w:p>
-        </w:tc>
-        <w:tc>
-          <w:tcPr/>
           <w:p>
             <w:pPr>
               <w:pStyle w:val="Compact"/>
+              <w:numPr>
+                <w:ilvl w:val="0"/>
+                <w:numId w:val="1002"/>
+              </w:numPr>
             </w:pPr>
             <w:r>
-              <w:t xml:space="preserve">Care coordinators handling participants whose PHQ9 screening returns a positive response.</w:t>
+              <w:t xml:space="preserve">PHQ9 result + answer pattern; prior screenings if available</w:t>
             </w:r>
           </w:p>
-        </w:tc>
-      </w:tr>
-      <w:tr>
-        <w:tc>
-          <w:tcPr/>
           <w:p>
             <w:pPr>
               <w:pStyle w:val="Compact"/>
+              <w:numPr>
+                <w:ilvl w:val="0"/>
+                <w:numId w:val="1002"/>
+              </w:numPr>
             </w:pPr>
             <w:r>
-              <w:t xml:space="preserve">Covers</w:t>
+              <w:t xml:space="preserve">C-SSRS results if administered (UConn protocol adoption pending Marrero)</w:t>
             </w:r>
           </w:p>
-        </w:tc>
-        <w:tc>
-          <w:tcPr/>
           <w:p>
             <w:pPr>
               <w:pStyle w:val="Compact"/>
+              <w:numPr>
+                <w:ilvl w:val="0"/>
+                <w:numId w:val="1002"/>
+              </w:numPr>
             </w:pPr>
             <w:r>
-              <w:t xml:space="preserve">Trigger detection through clinical-lead sign-off, partner hand-off, and audit.</w:t>
+              <w:t xml:space="preserve">Clinical-lead attestation record (decision, rationale, timestamp, attestor identity)</w:t>
             </w:r>
           </w:p>
-        </w:tc>
-      </w:tr>
-      <w:tr>
-        <w:tc>
-          <w:tcPr/>
           <w:p>
             <w:pPr>
               <w:pStyle w:val="Compact"/>
+              <w:numPr>
+                <w:ilvl w:val="0"/>
+                <w:numId w:val="1002"/>
+              </w:numPr>
             </w:pPr>
             <w:r>
-              <w:t xml:space="preserve">Does not cover</w:t>
+              <w:t xml:space="preserve">Current care plan summary (diet, recent vitals, medications)</w:t>
             </w:r>
           </w:p>
-        </w:tc>
-        <w:tc>
-          <w:tcPr/>
           <w:p>
             <w:pPr>
               <w:pStyle w:val="Compact"/>
+              <w:numPr>
+                <w:ilvl w:val="0"/>
+                <w:numId w:val="1002"/>
+              </w:numPr>
             </w:pPr>
             <w:r>
-              <w:t xml:space="preserve">Routine PHQ9 administration (separate procedure); emergency 911 routing (separate procedure); RD next-business-day follow-up for green-tier results.</w:t>
+              <w:t xml:space="preserve">Patient contact preferences (channel, window)</w:t>
             </w:r>
           </w:p>
         </w:tc>
@@ -137,378 +491,7 @@
     </w:tbl>
     <w:p>
       <w:pPr>
-        <w:pStyle w:val="Heading2"/>
-      </w:pPr>
-      <w:r>
-        <w:t xml:space="preserve">When the screening fires the trigger</w:t>
-      </w:r>
-    </w:p>
-    <w:p>
-      <w:pPr>
-        <w:numPr>
-          <w:ilvl w:val="0"/>
-          <w:numId w:val="1001"/>
-        </w:numPr>
-      </w:pPr>
-      <w:r>
-        <w:rPr>
-          <w:b/>
-          <w:bCs/>
-        </w:rPr>
-        <w:t xml:space="preserve">The patient completes a PHQ9 screening.</w:t>
-      </w:r>
-      <w:r>
-        <w:t xml:space="preserve"> </w:t>
-      </w:r>
-      <w:r>
-        <w:t xml:space="preserve">The platform calculates the total score immediately and checks against the configured threshold.</w:t>
-      </w:r>
-    </w:p>
-    <w:p>
-      <w:pPr>
-        <w:numPr>
-          <w:ilvl w:val="0"/>
-          <w:numId w:val="1000"/>
-        </w:numPr>
-      </w:pPr>
-      <w:r>
-        <w:t xml:space="preserve">The specific score threshold for</w:t>
-      </w:r>
-      <w:r>
-        <w:t xml:space="preserve"> </w:t>
-      </w:r>
-      <w:r>
-        <w:t xml:space="preserve">“positive”</w:t>
-      </w:r>
-      <w:r>
-        <w:t xml:space="preserve"> </w:t>
-      </w:r>
-      <w:r>
-        <w:t xml:space="preserve">is pending Healthcare Data Governance review. Standard clinical practice ranges from 10 to 15 depending on guideline source. Question 9 (suicidal ideation) any-positive result triggers immediate escalation regardless of total — to confirm with Marrero.</w:t>
-      </w:r>
-    </w:p>
-    <w:p>
-      <w:pPr>
-        <w:numPr>
-          <w:ilvl w:val="0"/>
-          <w:numId w:val="1000"/>
-        </w:numPr>
-      </w:pPr>
-      <w:r>
-        <w:t xml:space="preserve">If C-SSRS (Columbia Suicide Severity Rating Scale) is administered as a secondary instrument, its results join the case context for downstream review. C-SSRS adoption into the UConn pilot is pending Marrero.</w:t>
-      </w:r>
-    </w:p>
-    <w:p>
-      <w:pPr>
-        <w:numPr>
-          <w:ilvl w:val="0"/>
-          <w:numId w:val="1001"/>
-        </w:numPr>
-      </w:pPr>
-      <w:r>
-        <w:rPr>
-          <w:b/>
-          <w:bCs/>
-        </w:rPr>
-        <w:t xml:space="preserve">The agent classifies the response into a severity tier.</w:t>
-      </w:r>
-      <w:r>
-        <w:t xml:space="preserve"> </w:t>
-      </w:r>
-      <w:r>
-        <w:t xml:space="preserve">Three tiers determine the path forward.</w:t>
-      </w:r>
-    </w:p>
-    <w:p>
-      <w:pPr>
-        <w:pStyle w:val="decision-branch"/>
-        <w:numPr>
-          <w:ilvl w:val="0"/>
-          <w:numId w:val="1000"/>
-        </w:numPr>
-      </w:pPr>
-      <w:r>
-        <w:rPr>
-          <w:b/>
-          <w:bCs/>
-        </w:rPr>
-        <w:t xml:space="preserve">Red — Critical.</w:t>
-      </w:r>
-      <w:r>
-        <w:t xml:space="preserve"> </w:t>
-      </w:r>
-      <w:r>
-        <w:t xml:space="preserve">Suicidal ideation present or score in severe range → routes to same-hour clinical-lead review.</w:t>
-      </w:r>
-    </w:p>
-    <w:p>
-      <w:pPr>
-        <w:pStyle w:val="decision-branch"/>
-        <w:numPr>
-          <w:ilvl w:val="0"/>
-          <w:numId w:val="1000"/>
-        </w:numPr>
-      </w:pPr>
-      <w:r>
-        <w:rPr>
-          <w:b/>
-          <w:bCs/>
-        </w:rPr>
-        <w:t xml:space="preserve">Yellow — High.</w:t>
-      </w:r>
-      <w:r>
-        <w:t xml:space="preserve"> </w:t>
-      </w:r>
-      <w:r>
-        <w:t xml:space="preserve">Moderate-severe range or rapid score change → routes to same-day clinical-lead review.</w:t>
-      </w:r>
-    </w:p>
-    <w:p>
-      <w:pPr>
-        <w:pStyle w:val="decision-branch"/>
-        <w:numPr>
-          <w:ilvl w:val="0"/>
-          <w:numId w:val="1000"/>
-        </w:numPr>
-      </w:pPr>
-      <w:r>
-        <w:rPr>
-          <w:b/>
-          <w:bCs/>
-        </w:rPr>
-        <w:t xml:space="preserve">Green — Moderate.</w:t>
-      </w:r>
-      <w:r>
-        <w:t xml:space="preserve"> </w:t>
-      </w:r>
-      <w:r>
-        <w:t xml:space="preserve">Mild-moderate range, stable trajectory → routes to RD next-business-day follow-up (separate procedure, not this SoP).</w:t>
-      </w:r>
-    </w:p>
-    <w:p>
-      <w:pPr>
-        <w:pStyle w:val="callout-warning"/>
-        <w:numPr>
-          <w:ilvl w:val="0"/>
-          <w:numId w:val="1000"/>
-        </w:numPr>
-      </w:pPr>
-      <w:r>
-        <w:rPr>
-          <w:b/>
-          <w:bCs/>
-        </w:rPr>
-        <w:t xml:space="preserve">Tier boundary specifics pending Marrero.</w:t>
-      </w:r>
-      <w:r>
-        <w:t xml:space="preserve"> </w:t>
-      </w:r>
-      <w:r>
-        <w:t xml:space="preserve">What scores constitute red / yellow / green; what answer-pattern combinations override a case to a higher tier.</w:t>
-      </w:r>
-    </w:p>
-    <w:p>
-      <w:pPr>
-        <w:numPr>
-          <w:ilvl w:val="0"/>
-          <w:numId w:val="1001"/>
-        </w:numPr>
-      </w:pPr>
-      <w:r>
-        <w:rPr>
-          <w:b/>
-          <w:bCs/>
-        </w:rPr>
-        <w:t xml:space="preserve">The clinical lead reviews the case.</w:t>
-      </w:r>
-      <w:r>
-        <w:t xml:space="preserve"> </w:t>
-      </w:r>
-      <w:r>
-        <w:t xml:space="preserve">Red and yellow cases route to the clinical-lead review queue with a structured evidence package: patient context summary, PHQ9 result and answer pattern, prior screenings if any, current care plan and medications.</w:t>
-      </w:r>
-    </w:p>
-    <w:p>
-      <w:pPr>
-        <w:numPr>
-          <w:ilvl w:val="0"/>
-          <w:numId w:val="1000"/>
-        </w:numPr>
-      </w:pPr>
-      <w:r>
-        <w:t xml:space="preserve">The clinical lead chooses one of four sign-off decisions: escalate to BHN partner; escalate to emergency services; downgrade to RD follow-up; or defer with note. Each decision generates an immutable audit-record entry with attestor identity, rationale, and timestamp.</w:t>
-      </w:r>
-    </w:p>
-    <w:p>
-      <w:pPr>
-        <w:pStyle w:val="callout-error"/>
-        <w:numPr>
-          <w:ilvl w:val="0"/>
-          <w:numId w:val="1000"/>
-        </w:numPr>
-      </w:pPr>
-      <w:r>
-        <w:rPr>
-          <w:b/>
-          <w:bCs/>
-        </w:rPr>
-        <w:t xml:space="preserve">First-action specifics pending Vanessa + Marrero — this is the critical blocker for the Friday session and operational deployment.</w:t>
-      </w:r>
-      <w:r>
-        <w:t xml:space="preserve"> </w:t>
-      </w:r>
-      <w:r>
-        <w:t xml:space="preserve">What the clinical lead does in the first 5 minutes of a red-tier case is undefined; the catalog flagged this as the most operationally load-bearing gap. The Care Coordinator SoP carries an explicit</w:t>
-      </w:r>
-      <w:r>
-        <w:t xml:space="preserve"> </w:t>
-      </w:r>
-      <w:r>
-        <w:rPr>
-          <w:rStyle w:val="VerbatimChar"/>
-        </w:rPr>
-        <w:t xml:space="preserve">[NEEDS VANESSA / MARRERO]</w:t>
-      </w:r>
-      <w:r>
-        <w:t xml:space="preserve"> </w:t>
-      </w:r>
-      <w:r>
-        <w:t xml:space="preserve">placeholder for this content.</w:t>
-      </w:r>
-    </w:p>
-    <w:p>
-      <w:pPr>
-        <w:numPr>
-          <w:ilvl w:val="0"/>
-          <w:numId w:val="1001"/>
-        </w:numPr>
-      </w:pPr>
-      <w:r>
-        <w:rPr>
-          <w:b/>
-          <w:bCs/>
-        </w:rPr>
-        <w:t xml:space="preserve">For escalate-to-BHN decisions, the agent packages the case and transmits to the partner clinical team.</w:t>
-      </w:r>
-      <w:r>
-        <w:t xml:space="preserve"> </w:t>
-      </w:r>
-      <w:r>
-        <w:t xml:space="preserve">The package includes patient identity, the PHQ9 result with answer pattern, any C-SSRS results, the clinical-lead attestation record, the current care plan summary, and patient contact preferences.</w:t>
-      </w:r>
-    </w:p>
-    <w:p>
-      <w:pPr>
-        <w:numPr>
-          <w:ilvl w:val="0"/>
-          <w:numId w:val="1001"/>
-        </w:numPr>
-      </w:pPr>
-      <w:r>
-        <w:rPr>
-          <w:b/>
-          <w:bCs/>
-        </w:rPr>
-        <w:t xml:space="preserve">The partner acknowledges receipt within their SLA.</w:t>
-      </w:r>
-      <w:r>
-        <w:t xml:space="preserve"> </w:t>
-      </w:r>
-      <w:r>
-        <w:t xml:space="preserve">Acknowledgment closes the case to audit; the chain-of-custody hash seals every upstream event.</w:t>
-      </w:r>
-    </w:p>
-    <w:p>
-      <w:pPr>
-        <w:pStyle w:val="Heading2"/>
-      </w:pPr>
-      <w:r>
-        <w:t xml:space="preserve">Hand-off package — what ships</w:t>
-      </w:r>
-    </w:p>
-    <w:p>
-      <w:pPr>
-        <w:pStyle w:val="card-title"/>
-      </w:pPr>
-      <w:r>
-        <w:t xml:space="preserve">Hand-off package contents</w:t>
-      </w:r>
-    </w:p>
-    <w:p>
-      <w:pPr>
-        <w:pStyle w:val="Compact"/>
-        <w:numPr>
-          <w:ilvl w:val="0"/>
-          <w:numId w:val="1002"/>
-        </w:numPr>
-      </w:pPr>
-      <w:r>
-        <w:t xml:space="preserve">Patient identity (name, DOB, contact information, MRN if applicable)</w:t>
-      </w:r>
-    </w:p>
-    <w:p>
-      <w:pPr>
-        <w:pStyle w:val="Compact"/>
-        <w:numPr>
-          <w:ilvl w:val="0"/>
-          <w:numId w:val="1002"/>
-        </w:numPr>
-      </w:pPr>
-      <w:r>
-        <w:t xml:space="preserve">PHQ9 result + answer pattern; prior screenings if available</w:t>
-      </w:r>
-    </w:p>
-    <w:p>
-      <w:pPr>
-        <w:pStyle w:val="Compact"/>
-        <w:numPr>
-          <w:ilvl w:val="0"/>
-          <w:numId w:val="1002"/>
-        </w:numPr>
-      </w:pPr>
-      <w:r>
-        <w:t xml:space="preserve">C-SSRS results if administered (UConn protocol adoption pending Marrero)</w:t>
-      </w:r>
-    </w:p>
-    <w:p>
-      <w:pPr>
-        <w:pStyle w:val="Compact"/>
-        <w:numPr>
-          <w:ilvl w:val="0"/>
-          <w:numId w:val="1002"/>
-        </w:numPr>
-      </w:pPr>
-      <w:r>
-        <w:t xml:space="preserve">Clinical-lead attestation record (decision, rationale, timestamp, attestor identity)</w:t>
-      </w:r>
-    </w:p>
-    <w:p>
-      <w:pPr>
-        <w:pStyle w:val="Compact"/>
-        <w:numPr>
-          <w:ilvl w:val="0"/>
-          <w:numId w:val="1002"/>
-        </w:numPr>
-      </w:pPr>
-      <w:r>
-        <w:t xml:space="preserve">Current care plan summary (diet, recent vitals, medications)</w:t>
-      </w:r>
-    </w:p>
-    <w:p>
-      <w:pPr>
-        <w:pStyle w:val="Compact"/>
-        <w:numPr>
-          <w:ilvl w:val="0"/>
-          <w:numId w:val="1002"/>
-        </w:numPr>
-      </w:pPr>
-      <w:r>
-        <w:t xml:space="preserve">Patient contact preferences (channel, window)</w:t>
-      </w:r>
-    </w:p>
-    <w:p>
-      <w:pPr>
-        <w:pStyle w:val="callout-warning"/>
+        <w:pStyle w:val="alert-warning"/>
       </w:pPr>
       <w:r>
         <w:rPr>
@@ -620,110 +603,132 @@
         <w:t xml:space="preserve">Each case — the checklist</w:t>
       </w:r>
     </w:p>
-    <w:p>
-      <w:pPr>
-        <w:pStyle w:val="card-title"/>
-      </w:pPr>
-      <w:r>
-        <w:t xml:space="preserve">Per-case checklist</w:t>
-      </w:r>
-    </w:p>
-    <w:p>
-      <w:pPr>
-        <w:pStyle w:val="Compact"/>
-        <w:numPr>
-          <w:ilvl w:val="0"/>
-          <w:numId w:val="1003"/>
-        </w:numPr>
-      </w:pPr>
-      <w:r>
-        <w:t xml:space="preserve">PHQ9 score calculated against current threshold</w:t>
-      </w:r>
-    </w:p>
-    <w:p>
-      <w:pPr>
-        <w:pStyle w:val="Compact"/>
-        <w:numPr>
-          <w:ilvl w:val="0"/>
-          <w:numId w:val="1004"/>
-        </w:numPr>
-      </w:pPr>
-      <w:r>
-        <w:t xml:space="preserve">Q9 (suicidal ideation) any-positive override evaluated</w:t>
-      </w:r>
-    </w:p>
-    <w:p>
-      <w:pPr>
-        <w:pStyle w:val="Compact"/>
-        <w:numPr>
-          <w:ilvl w:val="0"/>
-          <w:numId w:val="1005"/>
-        </w:numPr>
-      </w:pPr>
-      <w:r>
-        <w:t xml:space="preserve">Severity tier assigned by agent classification</w:t>
-      </w:r>
-    </w:p>
-    <w:p>
-      <w:pPr>
-        <w:pStyle w:val="Compact"/>
-        <w:numPr>
-          <w:ilvl w:val="0"/>
-          <w:numId w:val="1006"/>
-        </w:numPr>
-      </w:pPr>
-      <w:r>
-        <w:t xml:space="preserve">Evidence package assembled for clinical-lead review</w:t>
-      </w:r>
-    </w:p>
-    <w:p>
-      <w:pPr>
-        <w:pStyle w:val="Compact"/>
-        <w:numPr>
-          <w:ilvl w:val="0"/>
-          <w:numId w:val="1007"/>
-        </w:numPr>
-      </w:pPr>
-      <w:r>
-        <w:t xml:space="preserve">Clinical-lead decision recorded with rationale and timestamp</w:t>
-      </w:r>
-    </w:p>
-    <w:p>
-      <w:pPr>
-        <w:pStyle w:val="Compact"/>
-        <w:numPr>
-          <w:ilvl w:val="0"/>
-          <w:numId w:val="1008"/>
-        </w:numPr>
-      </w:pPr>
-      <w:r>
-        <w:t xml:space="preserve">On escalate-to-BHN — hand-off package transmitted via configured transport</w:t>
-      </w:r>
-    </w:p>
-    <w:p>
-      <w:pPr>
-        <w:pStyle w:val="Compact"/>
-        <w:numPr>
-          <w:ilvl w:val="0"/>
-          <w:numId w:val="1009"/>
-        </w:numPr>
-      </w:pPr>
-      <w:r>
-        <w:t xml:space="preserve">On escalate-to-BHN — acknowledgment received within SLA (or timeout escalation fired)</w:t>
-      </w:r>
-    </w:p>
-    <w:p>
-      <w:pPr>
-        <w:pStyle w:val="Compact"/>
-        <w:numPr>
-          <w:ilvl w:val="0"/>
-          <w:numId w:val="1010"/>
-        </w:numPr>
-      </w:pPr>
-      <w:r>
-        <w:t xml:space="preserve">Audit record sealed with chain-of-custody hash</w:t>
-      </w:r>
-    </w:p>
+    <w:tbl>
+      <w:tblPr>
+        <w:tblW w:w="5000" w:type="pct"/>
+        <w:tblBorders>
+          <w:top w:val="nil"/>
+          <w:bottom w:val="nil"/>
+          <w:left w:val="nil"/>
+          <w:right w:val="nil"/>
+          <w:insideH w:val="nil"/>
+          <w:insideV w:val="nil"/>
+        </w:tblBorders>
+        <w:tblCellMar>
+          <w:top w:w="160" w:type="dxa"/>
+          <w:bottom w:w="160" w:type="dxa"/>
+          <w:left w:w="200" w:type="dxa"/>
+          <w:right w:w="200" w:type="dxa"/>
+        </w:tblCellMar>
+      </w:tblPr>
+      <w:tr>
+        <w:trPr>
+          <w:cantSplit w:val="true"/>
+        </w:trPr>
+        <w:tc>
+          <w:tcPr>
+            <w:tcW w:w="5000" w:type="pct"/>
+            <w:shd w:val="clear" w:color="auto" w:fill="f8f4ec"/>
+          </w:tcPr>
+          <w:p>
+            <w:pPr>
+              <w:pStyle w:val="Compact"/>
+              <w:numPr>
+                <w:ilvl w:val="0"/>
+                <w:numId w:val="1003"/>
+              </w:numPr>
+            </w:pPr>
+            <w:r>
+              <w:t xml:space="preserve">PHQ9 score calculated against current threshold</w:t>
+            </w:r>
+          </w:p>
+          <w:p>
+            <w:pPr>
+              <w:pStyle w:val="Compact"/>
+              <w:numPr>
+                <w:ilvl w:val="0"/>
+                <w:numId w:val="1004"/>
+              </w:numPr>
+            </w:pPr>
+            <w:r>
+              <w:t xml:space="preserve">Q9 (suicidal ideation) any-positive override evaluated</w:t>
+            </w:r>
+          </w:p>
+          <w:p>
+            <w:pPr>
+              <w:pStyle w:val="Compact"/>
+              <w:numPr>
+                <w:ilvl w:val="0"/>
+                <w:numId w:val="1005"/>
+              </w:numPr>
+            </w:pPr>
+            <w:r>
+              <w:t xml:space="preserve">Severity tier assigned by agent classification</w:t>
+            </w:r>
+          </w:p>
+          <w:p>
+            <w:pPr>
+              <w:pStyle w:val="Compact"/>
+              <w:numPr>
+                <w:ilvl w:val="0"/>
+                <w:numId w:val="1006"/>
+              </w:numPr>
+            </w:pPr>
+            <w:r>
+              <w:t xml:space="preserve">Evidence package assembled for clinical-lead review</w:t>
+            </w:r>
+          </w:p>
+          <w:p>
+            <w:pPr>
+              <w:pStyle w:val="Compact"/>
+              <w:numPr>
+                <w:ilvl w:val="0"/>
+                <w:numId w:val="1007"/>
+              </w:numPr>
+            </w:pPr>
+            <w:r>
+              <w:t xml:space="preserve">Clinical-lead decision recorded with rationale and timestamp</w:t>
+            </w:r>
+          </w:p>
+          <w:p>
+            <w:pPr>
+              <w:pStyle w:val="Compact"/>
+              <w:numPr>
+                <w:ilvl w:val="0"/>
+                <w:numId w:val="1008"/>
+              </w:numPr>
+            </w:pPr>
+            <w:r>
+              <w:t xml:space="preserve">On escalate-to-BHN — hand-off package transmitted via configured transport</w:t>
+            </w:r>
+          </w:p>
+          <w:p>
+            <w:pPr>
+              <w:pStyle w:val="Compact"/>
+              <w:numPr>
+                <w:ilvl w:val="0"/>
+                <w:numId w:val="1009"/>
+              </w:numPr>
+            </w:pPr>
+            <w:r>
+              <w:t xml:space="preserve">On escalate-to-BHN — acknowledgment received within SLA (or timeout escalation fired)</w:t>
+            </w:r>
+          </w:p>
+          <w:p>
+            <w:pPr>
+              <w:pStyle w:val="Compact"/>
+              <w:numPr>
+                <w:ilvl w:val="0"/>
+                <w:numId w:val="1010"/>
+              </w:numPr>
+            </w:pPr>
+            <w:r>
+              <w:t xml:space="preserve">Audit record sealed with chain-of-custody hash</w:t>
+            </w:r>
+          </w:p>
+        </w:tc>
+      </w:tr>
+    </w:tbl>
     <w:p>
       <w:pPr>
         <w:pStyle w:val="Heading2"/>
@@ -832,80 +837,110 @@
         <w:t xml:space="preserve">Not yet approved — gates remaining</w:t>
       </w:r>
     </w:p>
-    <w:p>
-      <w:pPr>
-        <w:pStyle w:val="attestation"/>
-      </w:pPr>
-      <w:r>
-        <w:t xml:space="preserve">This procedure is a DRAFT. Three approval gates remain before operational use.</w:t>
-      </w:r>
-    </w:p>
-    <w:p>
-      <w:pPr>
-        <w:pStyle w:val="attestation-gate"/>
-      </w:pPr>
-      <w:r>
-        <w:rPr>
-          <w:b/>
-          <w:bCs/>
-        </w:rPr>
-        <w:t xml:space="preserve">Clinically accurate</w:t>
-      </w:r>
-      <w:r>
-        <w:t xml:space="preserve"> </w:t>
-      </w:r>
-      <w:r>
-        <w:t xml:space="preserve">— pending clinical lead (Cena hire TBD; coordinate with Vanessa)</w:t>
-      </w:r>
-    </w:p>
-    <w:p>
-      <w:pPr>
-        <w:pStyle w:val="attestation-gate"/>
-      </w:pPr>
-      <w:r>
-        <w:rPr>
-          <w:b/>
-          <w:bCs/>
-        </w:rPr>
-        <w:t xml:space="preserve">Operationally true</w:t>
-      </w:r>
-      <w:r>
-        <w:t xml:space="preserve"> </w:t>
-      </w:r>
-      <w:r>
-        <w:t xml:space="preserve">— pending Vanessa Sena</w:t>
-      </w:r>
-    </w:p>
-    <w:p>
-      <w:pPr>
-        <w:pStyle w:val="attestation-gate"/>
-      </w:pPr>
-      <w:r>
-        <w:rPr>
-          <w:b/>
-          <w:bCs/>
-        </w:rPr>
-        <w:t xml:space="preserve">Signed off</w:t>
-      </w:r>
-      <w:r>
-        <w:t xml:space="preserve"> </w:t>
-      </w:r>
-      <w:r>
-        <w:t xml:space="preserve">— pending Director of Clinical Operations</w:t>
-      </w:r>
-    </w:p>
-    <w:p>
-      <w:pPr>
-        <w:pStyle w:val="attestation"/>
-      </w:pPr>
-      <w:r>
-        <w:rPr>
-          <w:i/>
-          <w:iCs/>
-        </w:rPr>
-        <w:t xml:space="preserve">Awaiting all gates — draft, not yet approved for use • Version 0.1</w:t>
-      </w:r>
-    </w:p>
+    <w:tbl>
+      <w:tblPr>
+        <w:tblW w:w="5000" w:type="pct"/>
+        <w:tblBorders>
+          <w:top w:val="nil"/>
+          <w:bottom w:val="nil"/>
+          <w:left w:val="nil"/>
+          <w:right w:val="nil"/>
+          <w:insideH w:val="nil"/>
+          <w:insideV w:val="nil"/>
+        </w:tblBorders>
+        <w:tblCellMar>
+          <w:top w:w="160" w:type="dxa"/>
+          <w:bottom w:w="160" w:type="dxa"/>
+          <w:left w:w="200" w:type="dxa"/>
+          <w:right w:w="200" w:type="dxa"/>
+        </w:tblCellMar>
+      </w:tblPr>
+      <w:tr>
+        <w:trPr>
+          <w:cantSplit w:val="true"/>
+        </w:trPr>
+        <w:tc>
+          <w:tcPr>
+            <w:tcW w:w="5000" w:type="pct"/>
+            <w:shd w:val="clear" w:color="auto" w:fill="e4dfd7"/>
+          </w:tcPr>
+          <w:p>
+            <w:pPr>
+              <w:pStyle w:val="FirstParagraph"/>
+            </w:pPr>
+            <w:r>
+              <w:t xml:space="preserve">This procedure is a DRAFT. Three approval gates remain before operational use.</w:t>
+            </w:r>
+          </w:p>
+          <w:p>
+            <w:pPr>
+              <w:pStyle w:val="attestation-gate"/>
+            </w:pPr>
+            <w:r>
+              <w:rPr>
+                <w:b/>
+                <w:bCs/>
+              </w:rPr>
+              <w:t xml:space="preserve">Clinically accurate</w:t>
+            </w:r>
+            <w:r>
+              <w:t xml:space="preserve"> </w:t>
+            </w:r>
+            <w:r>
+              <w:t xml:space="preserve">— pending clinical lead (Cena hire TBD; coordinate with Vanessa)</w:t>
+            </w:r>
+          </w:p>
+          <w:p>
+            <w:pPr>
+              <w:pStyle w:val="attestation-gate"/>
+            </w:pPr>
+            <w:r>
+              <w:rPr>
+                <w:b/>
+                <w:bCs/>
+              </w:rPr>
+              <w:t xml:space="preserve">Operationally true</w:t>
+            </w:r>
+            <w:r>
+              <w:t xml:space="preserve"> </w:t>
+            </w:r>
+            <w:r>
+              <w:t xml:space="preserve">— pending Vanessa Sena</w:t>
+            </w:r>
+          </w:p>
+          <w:p>
+            <w:pPr>
+              <w:pStyle w:val="attestation-gate"/>
+            </w:pPr>
+            <w:r>
+              <w:rPr>
+                <w:b/>
+                <w:bCs/>
+              </w:rPr>
+              <w:t xml:space="preserve">Signed off</w:t>
+            </w:r>
+            <w:r>
+              <w:t xml:space="preserve"> </w:t>
+            </w:r>
+            <w:r>
+              <w:t xml:space="preserve">— pending Director of Clinical Operations</w:t>
+            </w:r>
+          </w:p>
+          <w:p>
+            <w:pPr>
+              <w:pStyle w:val="BodyText"/>
+            </w:pPr>
+            <w:r>
+              <w:rPr>
+                <w:i/>
+                <w:iCs/>
+              </w:rPr>
+              <w:t xml:space="preserve">Awaiting all gates — draft, not yet approved for use • Version 0.1</w:t>
+            </w:r>
+          </w:p>
+        </w:tc>
+      </w:tr>
+    </w:tbl>
     <w:sectPr>
       <w:footnotePr>
         <w:numRestart w:val="eachSect"/>
@@ -949,7 +984,7 @@
       <w:lvlText w:val=" "/>
       <w:lvlJc w:val="left"/>
       <w:pPr>
-        <w:ind w:left="720" w:hanging="360"/>
+        <w:ind w:left="360" w:hanging="360"/>
       </w:pPr>
     </w:lvl>
     <w:lvl w:ilvl="1">
@@ -957,7 +992,7 @@
       <w:lvlText w:val=" "/>
       <w:lvlJc w:val="left"/>
       <w:pPr>
-        <w:ind w:left="1440" w:hanging="360"/>
+        <w:ind w:left="1080" w:hanging="360"/>
       </w:pPr>
     </w:lvl>
     <w:lvl w:ilvl="2">
@@ -965,7 +1000,7 @@
       <w:lvlText w:val=" "/>
       <w:lvlJc w:val="left"/>
       <w:pPr>
-        <w:ind w:left="2160" w:hanging="360"/>
+        <w:ind w:left="1800" w:hanging="360"/>
       </w:pPr>
     </w:lvl>
     <w:lvl w:ilvl="3">
@@ -973,7 +1008,7 @@
       <w:lvlText w:val=" "/>
       <w:lvlJc w:val="left"/>
       <w:pPr>
-        <w:ind w:left="2880" w:hanging="360"/>
+        <w:ind w:left="2520" w:hanging="360"/>
       </w:pPr>
     </w:lvl>
     <w:lvl w:ilvl="4">
@@ -981,7 +1016,7 @@
       <w:lvlText w:val=" "/>
       <w:lvlJc w:val="left"/>
       <w:pPr>
-        <w:ind w:left="3600" w:hanging="360"/>
+        <w:ind w:left="3240" w:hanging="360"/>
       </w:pPr>
     </w:lvl>
     <w:lvl w:ilvl="5">
@@ -989,7 +1024,7 @@
       <w:lvlText w:val=" "/>
       <w:lvlJc w:val="left"/>
       <w:pPr>
-        <w:ind w:left="4320" w:hanging="360"/>
+        <w:ind w:left="3960" w:hanging="360"/>
       </w:pPr>
     </w:lvl>
     <w:lvl w:ilvl="6">
@@ -997,7 +1032,7 @@
       <w:lvlText w:val=" "/>
       <w:lvlJc w:val="left"/>
       <w:pPr>
-        <w:ind w:left="5040" w:hanging="360"/>
+        <w:ind w:left="4680" w:hanging="360"/>
       </w:pPr>
     </w:lvl>
     <w:lvl w:ilvl="7">
@@ -1005,7 +1040,7 @@
       <w:lvlText w:val=" "/>
       <w:lvlJc w:val="left"/>
       <w:pPr>
-        <w:ind w:left="5760" w:hanging="360"/>
+        <w:ind w:left="5400" w:hanging="360"/>
       </w:pPr>
     </w:lvl>
     <w:lvl w:ilvl="8">
@@ -1013,7 +1048,7 @@
       <w:lvlText w:val=" "/>
       <w:lvlJc w:val="left"/>
       <w:pPr>
-        <w:ind w:left="6480" w:hanging="360"/>
+        <w:ind w:left="6120" w:hanging="360"/>
       </w:pPr>
     </w:lvl>
   </w:abstractNum>
@@ -1026,7 +1061,7 @@
       <w:lvlText w:val="%1."/>
       <w:lvlJc w:val="left"/>
       <w:pPr>
-        <w:ind w:left="720" w:hanging="360"/>
+        <w:ind w:left="360" w:hanging="360"/>
       </w:pPr>
     </w:lvl>
     <w:lvl w:ilvl="1">
@@ -1035,7 +1070,7 @@
       <w:lvlText w:val="%2."/>
       <w:lvlJc w:val="left"/>
       <w:pPr>
-        <w:ind w:left="1440" w:hanging="360"/>
+        <w:ind w:left="1080" w:hanging="360"/>
       </w:pPr>
     </w:lvl>
     <w:lvl w:ilvl="2">
@@ -1044,7 +1079,7 @@
       <w:lvlText w:val="%3."/>
       <w:lvlJc w:val="left"/>
       <w:pPr>
-        <w:ind w:left="2160" w:hanging="360"/>
+        <w:ind w:left="1800" w:hanging="360"/>
       </w:pPr>
     </w:lvl>
     <w:lvl w:ilvl="3">
@@ -1053,7 +1088,7 @@
       <w:lvlText w:val="%4."/>
       <w:lvlJc w:val="left"/>
       <w:pPr>
-        <w:ind w:left="2880" w:hanging="360"/>
+        <w:ind w:left="2520" w:hanging="360"/>
       </w:pPr>
     </w:lvl>
     <w:lvl w:ilvl="4">
@@ -1062,7 +1097,7 @@
       <w:lvlText w:val="%5."/>
       <w:lvlJc w:val="left"/>
       <w:pPr>
-        <w:ind w:left="3600" w:hanging="360"/>
+        <w:ind w:left="3240" w:hanging="360"/>
       </w:pPr>
     </w:lvl>
     <w:lvl w:ilvl="5">
@@ -1071,7 +1106,7 @@
       <w:lvlText w:val="%6."/>
       <w:lvlJc w:val="left"/>
       <w:pPr>
-        <w:ind w:left="4320" w:hanging="360"/>
+        <w:ind w:left="3960" w:hanging="360"/>
       </w:pPr>
     </w:lvl>
     <w:lvl w:ilvl="6">
@@ -1080,7 +1115,7 @@
       <w:lvlText w:val="%7."/>
       <w:lvlJc w:val="left"/>
       <w:pPr>
-        <w:ind w:left="5040" w:hanging="360"/>
+        <w:ind w:left="4680" w:hanging="360"/>
       </w:pPr>
     </w:lvl>
     <w:lvl w:ilvl="7">
@@ -1089,7 +1124,7 @@
       <w:lvlText w:val="%8."/>
       <w:lvlJc w:val="left"/>
       <w:pPr>
-        <w:ind w:left="5760" w:hanging="360"/>
+        <w:ind w:left="5400" w:hanging="360"/>
       </w:pPr>
     </w:lvl>
     <w:lvl w:ilvl="8">
@@ -1098,7 +1133,7 @@
       <w:lvlText w:val="%9."/>
       <w:lvlJc w:val="left"/>
       <w:pPr>
-        <w:ind w:left="6480" w:hanging="360"/>
+        <w:ind w:left="6120" w:hanging="360"/>
       </w:pPr>
     </w:lvl>
   </w:abstractNum>
@@ -1110,7 +1145,7 @@
       <w:lvlText w:val=""/>
       <w:lvlJc w:val="left"/>
       <w:pPr>
-        <w:ind w:left="720" w:hanging="360"/>
+        <w:ind w:left="360" w:hanging="360"/>
       </w:pPr>
       <w:rPr>
         <w:rFonts w:ascii="Symbol" w:hAnsi="Symbol" w:cs="Symbol" w:hint="default"/>
@@ -1121,7 +1156,7 @@
       <w:lvlText w:val="o"/>
       <w:lvlJc w:val="left"/>
       <w:pPr>
-        <w:ind w:left="1440" w:hanging="360"/>
+        <w:ind w:left="1080" w:hanging="360"/>
       </w:pPr>
       <w:rPr>
         <w:rFonts w:ascii="Courier New" w:hAnsi="Courier New" w:cs="Courier New" w:hint="default"/>
@@ -1132,7 +1167,7 @@
       <w:lvlText w:val=""/>
       <w:lvlJc w:val="left"/>
       <w:pPr>
-        <w:ind w:left="2160" w:hanging="360"/>
+        <w:ind w:left="1800" w:hanging="360"/>
       </w:pPr>
       <w:rPr>
         <w:rFonts w:ascii="Wingdings" w:hAnsi="Wingdings" w:cs="Wingdings" w:hint="default"/>
@@ -1143,7 +1178,7 @@
       <w:lvlText w:val=""/>
       <w:lvlJc w:val="left"/>
       <w:pPr>
-        <w:ind w:left="2880" w:hanging="360"/>
+        <w:ind w:left="2520" w:hanging="360"/>
       </w:pPr>
       <w:rPr>
         <w:rFonts w:ascii="Symbol" w:hAnsi="Symbol" w:cs="Symbol" w:hint="default"/>
@@ -1154,7 +1189,7 @@
       <w:lvlText w:val="o"/>
       <w:lvlJc w:val="left"/>
       <w:pPr>
-        <w:ind w:left="3600" w:hanging="360"/>
+        <w:ind w:left="3240" w:hanging="360"/>
       </w:pPr>
       <w:rPr>
         <w:rFonts w:ascii="Courier New" w:hAnsi="Courier New" w:cs="Courier New" w:hint="default"/>
@@ -1165,7 +1200,7 @@
       <w:lvlText w:val=""/>
       <w:lvlJc w:val="left"/>
       <w:pPr>
-        <w:ind w:left="4320" w:hanging="360"/>
+        <w:ind w:left="3960" w:hanging="360"/>
       </w:pPr>
       <w:rPr>
         <w:rFonts w:ascii="Wingdings" w:hAnsi="Wingdings" w:cs="Wingdings" w:hint="default"/>
@@ -1176,7 +1211,7 @@
       <w:lvlText w:val=""/>
       <w:lvlJc w:val="left"/>
       <w:pPr>
-        <w:ind w:left="5040" w:hanging="360"/>
+        <w:ind w:left="4680" w:hanging="360"/>
       </w:pPr>
       <w:rPr>
         <w:rFonts w:ascii="Symbol" w:hAnsi="Symbol" w:cs="Symbol" w:hint="default"/>
@@ -1187,7 +1222,7 @@
       <w:lvlText w:val="o"/>
       <w:lvlJc w:val="left"/>
       <w:pPr>
-        <w:ind w:left="5760" w:hanging="360"/>
+        <w:ind w:left="5400" w:hanging="360"/>
       </w:pPr>
       <w:rPr>
         <w:rFonts w:ascii="Courier New" w:hAnsi="Courier New" w:cs="Courier New" w:hint="default"/>
@@ -1198,7 +1233,7 @@
       <w:lvlText w:val=""/>
       <w:lvlJc w:val="left"/>
       <w:pPr>
-        <w:ind w:left="6480" w:hanging="360"/>
+        <w:ind w:left="6120" w:hanging="360"/>
       </w:pPr>
       <w:rPr>
         <w:rFonts w:ascii="Wingdings" w:hAnsi="Wingdings" w:cs="Wingdings" w:hint="default"/>
@@ -1213,7 +1248,7 @@
       <w:lvlText w:val="☐"/>
       <w:lvlJc w:val="left"/>
       <w:pPr>
-        <w:ind w:left="720" w:hanging="360"/>
+        <w:ind w:left="360" w:hanging="360"/>
       </w:pPr>
     </w:lvl>
     <w:lvl w:ilvl="1">
@@ -1221,7 +1256,7 @@
       <w:lvlText w:val="☐"/>
       <w:lvlJc w:val="left"/>
       <w:pPr>
-        <w:ind w:left="1440" w:hanging="360"/>
+        <w:ind w:left="1080" w:hanging="360"/>
       </w:pPr>
     </w:lvl>
     <w:lvl w:ilvl="2">
@@ -1229,7 +1264,7 @@
       <w:lvlText w:val="☐"/>
       <w:lvlJc w:val="left"/>
       <w:pPr>
-        <w:ind w:left="2160" w:hanging="360"/>
+        <w:ind w:left="1800" w:hanging="360"/>
       </w:pPr>
     </w:lvl>
     <w:lvl w:ilvl="3">
@@ -1237,7 +1272,7 @@
       <w:lvlText w:val="☐"/>
       <w:lvlJc w:val="left"/>
       <w:pPr>
-        <w:ind w:left="2880" w:hanging="360"/>
+        <w:ind w:left="2520" w:hanging="360"/>
       </w:pPr>
     </w:lvl>
     <w:lvl w:ilvl="4">
@@ -1245,7 +1280,7 @@
       <w:lvlText w:val="☐"/>
       <w:lvlJc w:val="left"/>
       <w:pPr>
-        <w:ind w:left="3600" w:hanging="360"/>
+        <w:ind w:left="3240" w:hanging="360"/>
       </w:pPr>
     </w:lvl>
     <w:lvl w:ilvl="5">
@@ -1253,7 +1288,7 @@
       <w:lvlText w:val="☐"/>
       <w:lvlJc w:val="left"/>
       <w:pPr>
-        <w:ind w:left="4320" w:hanging="360"/>
+        <w:ind w:left="3960" w:hanging="360"/>
       </w:pPr>
     </w:lvl>
     <w:lvl w:ilvl="6">
@@ -1261,7 +1296,7 @@
       <w:lvlText w:val="☐"/>
       <w:lvlJc w:val="left"/>
       <w:pPr>
-        <w:ind w:left="5040" w:hanging="360"/>
+        <w:ind w:left="4680" w:hanging="360"/>
       </w:pPr>
     </w:lvl>
     <w:lvl w:ilvl="7">
@@ -1269,7 +1304,7 @@
       <w:lvlText w:val="☐"/>
       <w:lvlJc w:val="left"/>
       <w:pPr>
-        <w:ind w:left="5760" w:hanging="360"/>
+        <w:ind w:left="5400" w:hanging="360"/>
       </w:pPr>
     </w:lvl>
     <w:lvl w:ilvl="8">
@@ -1277,7 +1312,7 @@
       <w:lvlText w:val="☐"/>
       <w:lvlJc w:val="left"/>
       <w:pPr>
-        <w:ind w:left="6480" w:hanging="360"/>
+        <w:ind w:left="6120" w:hanging="360"/>
       </w:pPr>
     </w:lvl>
   </w:abstractNum>
@@ -1370,7 +1405,7 @@
     </w:pPr>
     <w:rPr>
       <w:rFonts w:ascii="Source Sans 3" w:hAnsi="Source Sans 3"/>
-      <w:color w:val="0D322D"/>
+      <w:color w:val="25211D"/>
       <w:sz w:val="22"/>
     </w:rPr>
   </w:style>
@@ -1384,7 +1419,7 @@
     </w:pPr>
     <w:rPr>
       <w:rFonts w:ascii="Source Sans 3" w:hAnsi="Source Sans 3"/>
-      <w:color w:val="0D322D"/>
+      <w:color w:val="25211D"/>
       <w:sz w:val="22"/>
     </w:rPr>
   </w:style>
@@ -1398,7 +1433,7 @@
     </w:pPr>
     <w:rPr>
       <w:rFonts w:ascii="Source Sans 3" w:hAnsi="Source Sans 3"/>
-      <w:color w:val="0D322D"/>
+      <w:color w:val="25211D"/>
       <w:sz w:val="22"/>
     </w:rPr>
   </w:style>
@@ -1408,10 +1443,11 @@
     <w:qFormat/>
     <w:pPr>
       <w:spacing w:after="80" w:before="0" w:line="336" w:lineRule="auto"/>
+      <w:ind w:hanging="360" w:left="360"/>
     </w:pPr>
     <w:rPr>
       <w:rFonts w:ascii="Source Sans 3" w:hAnsi="Source Sans 3"/>
-      <w:color w:val="0D322D"/>
+      <w:color w:val="25211D"/>
       <w:sz w:val="22"/>
     </w:rPr>
   </w:style>
@@ -1937,7 +1973,7 @@
     <w:qFormat/>
     <w:rPr>
       <w:rFonts w:ascii="Source Sans 3" w:hAnsi="Source Sans 3"/>
-      <w:color w:val="0D322D"/>
+      <w:color w:val="25211D"/>
       <w:sz w:val="18"/>
     </w:rPr>
     <w:tblPr>
@@ -1965,15 +2001,28 @@
     <w:pPr>
       <w:keepNext/>
       <w:keepLines/>
-      <w:spacing w:after="0"/>
-    </w:pPr>
-    <w:rPr>
+      <w:spacing w:after="40" w:before="240" w:line="288" w:lineRule="auto"/>
+    </w:pPr>
+    <w:rPr>
+      <w:rFonts w:ascii="Source Sans 3" w:hAnsi="Source Sans 3"/>
       <w:b/>
+      <w:color w:val="777069"/>
+      <w:sz w:val="20"/>
+      <w:caps w:val="true"/>
+      <w:spacing w:val="15"/>
     </w:rPr>
   </w:style>
   <w:style w:customStyle="1" w:styleId="Definition" w:type="paragraph">
     <w:name w:val="Definition"/>
     <w:basedOn w:val="Normal"/>
+    <w:pPr>
+      <w:spacing w:after="160" w:line="336" w:lineRule="auto"/>
+    </w:pPr>
+    <w:rPr>
+      <w:rFonts w:ascii="Source Sans 3" w:hAnsi="Source Sans 3"/>
+      <w:color w:val="25211D"/>
+      <w:sz w:val="22"/>
+    </w:rPr>
   </w:style>
   <w:style w:styleId="Caption" w:type="paragraph">
     <w:name w:val="Caption"/>
@@ -2058,18 +2107,21 @@
       <w:color w:themeColor="accent1" w:themeShade="BF" w:val="365F91"/>
     </w:rPr>
   </w:style>
-  <w:style w:customStyle="1" w:styleId="callout-info" w:type="paragraph">
-    <w:name w:val="callout-info"/>
-    <w:basedOn w:val="Normal"/>
-    <w:pPr>
-      <w:spacing w:after="160" w:before="160"/>
+  <w:style w:customStyle="1" w:styleId="alert-info" w:type="paragraph">
+    <w:name w:val="alert-info"/>
+    <w:basedOn w:val="Normal"/>
+    <w:pPr>
+      <w:spacing w:after="160" w:before="160" w:line="288" w:lineRule="auto"/>
       <w:pBdr>
-        <w:top w:color="auto" w:space="6" w:sz="2" w:val="single"/>
+        <w:top w:color="c8f4ff" w:space="6" w:sz="2" w:val="single"/>
         <w:left w:color="236b8f" w:space="8" w:sz="18" w:val="single"/>
-        <w:bottom w:color="auto" w:space="6" w:sz="2" w:val="single"/>
+        <w:bottom w:color="c8f4ff" w:space="6" w:sz="2" w:val="single"/>
+        <w:right w:color="c8f4ff" w:space="10" w:sz="2" w:val="single"/>
       </w:pBdr>
       <w:ind w:left="240"/>
       <w:shd w:color="auto" w:fill="c8f4ff" w:val="clear"/>
+      <w:keepLines/>
+      <w:keepNext/>
     </w:pPr>
     <w:rPr>
       <w:rFonts w:ascii="Source Sans 3" w:hAnsi="Source Sans 3"/>
@@ -2077,18 +2129,21 @@
       <w:sz w:val="22"/>
     </w:rPr>
   </w:style>
-  <w:style w:customStyle="1" w:styleId="callout-warning" w:type="paragraph">
-    <w:name w:val="callout-warning"/>
-    <w:basedOn w:val="Normal"/>
-    <w:pPr>
-      <w:spacing w:after="160" w:before="160"/>
+  <w:style w:customStyle="1" w:styleId="alert-warning" w:type="paragraph">
+    <w:name w:val="alert-warning"/>
+    <w:basedOn w:val="Normal"/>
+    <w:pPr>
+      <w:spacing w:after="160" w:before="160" w:line="288" w:lineRule="auto"/>
       <w:pBdr>
-        <w:top w:color="auto" w:space="6" w:sz="2" w:val="single"/>
+        <w:top w:color="faefda" w:space="6" w:sz="2" w:val="single"/>
         <w:left w:color="aa8232" w:space="8" w:sz="18" w:val="single"/>
-        <w:bottom w:color="auto" w:space="6" w:sz="2" w:val="single"/>
+        <w:bottom w:color="faefda" w:space="6" w:sz="2" w:val="single"/>
+        <w:right w:color="faefda" w:space="10" w:sz="2" w:val="single"/>
       </w:pBdr>
       <w:ind w:left="240"/>
       <w:shd w:color="auto" w:fill="faefda" w:val="clear"/>
+      <w:keepLines/>
+      <w:keepNext/>
     </w:pPr>
     <w:rPr>
       <w:rFonts w:ascii="Source Sans 3" w:hAnsi="Source Sans 3"/>
@@ -2096,18 +2151,21 @@
       <w:sz w:val="22"/>
     </w:rPr>
   </w:style>
-  <w:style w:customStyle="1" w:styleId="callout-success" w:type="paragraph">
-    <w:name w:val="callout-success"/>
-    <w:basedOn w:val="Normal"/>
-    <w:pPr>
-      <w:spacing w:after="160" w:before="160"/>
+  <w:style w:customStyle="1" w:styleId="alert-success" w:type="paragraph">
+    <w:name w:val="alert-success"/>
+    <w:basedOn w:val="Normal"/>
+    <w:pPr>
+      <w:spacing w:after="160" w:before="160" w:line="288" w:lineRule="auto"/>
       <w:pBdr>
-        <w:top w:color="auto" w:space="6" w:sz="2" w:val="single"/>
+        <w:top w:color="def8e6" w:space="6" w:sz="2" w:val="single"/>
         <w:left w:color="2c845c" w:space="8" w:sz="18" w:val="single"/>
-        <w:bottom w:color="auto" w:space="6" w:sz="2" w:val="single"/>
+        <w:bottom w:color="def8e6" w:space="6" w:sz="2" w:val="single"/>
+        <w:right w:color="def8e6" w:space="10" w:sz="2" w:val="single"/>
       </w:pBdr>
       <w:ind w:left="240"/>
       <w:shd w:color="auto" w:fill="def8e6" w:val="clear"/>
+      <w:keepLines/>
+      <w:keepNext/>
     </w:pPr>
     <w:rPr>
       <w:rFonts w:ascii="Source Sans 3" w:hAnsi="Source Sans 3"/>
@@ -2115,18 +2173,21 @@
       <w:sz w:val="22"/>
     </w:rPr>
   </w:style>
-  <w:style w:customStyle="1" w:styleId="callout-error" w:type="paragraph">
-    <w:name w:val="callout-error"/>
-    <w:basedOn w:val="Normal"/>
-    <w:pPr>
-      <w:spacing w:after="160" w:before="160"/>
+  <w:style w:customStyle="1" w:styleId="alert-error" w:type="paragraph">
+    <w:name w:val="alert-error"/>
+    <w:basedOn w:val="Normal"/>
+    <w:pPr>
+      <w:spacing w:after="160" w:before="160" w:line="288" w:lineRule="auto"/>
       <w:pBdr>
-        <w:top w:color="auto" w:space="6" w:sz="2" w:val="single"/>
+        <w:top w:color="ffe9e5" w:space="6" w:sz="2" w:val="single"/>
         <w:left w:color="c13c3b" w:space="8" w:sz="18" w:val="single"/>
-        <w:bottom w:color="auto" w:space="6" w:sz="2" w:val="single"/>
+        <w:bottom w:color="ffe9e5" w:space="6" w:sz="2" w:val="single"/>
+        <w:right w:color="ffe9e5" w:space="10" w:sz="2" w:val="single"/>
       </w:pBdr>
       <w:ind w:left="240"/>
       <w:shd w:color="auto" w:fill="ffe9e5" w:val="clear"/>
+      <w:keepLines/>
+      <w:keepNext/>
     </w:pPr>
     <w:rPr>
       <w:rFonts w:ascii="Source Sans 3" w:hAnsi="Source Sans 3"/>
@@ -2138,12 +2199,16 @@
     <w:name w:val="card"/>
     <w:basedOn w:val="Normal"/>
     <w:pPr>
-      <w:spacing w:after="160" w:before="160"/>
+      <w:spacing w:after="160" w:before="160" w:line="288" w:lineRule="auto"/>
       <w:pBdr>
-        <w:top w:color="auto" w:space="6" w:sz="2" w:val="single"/>
-        <w:bottom w:color="auto" w:space="6" w:sz="2" w:val="single"/>
+        <w:top w:color="f8f4ec" w:space="6" w:sz="2" w:val="single"/>
+        <w:left w:color="f8f4ec" w:space="10" w:sz="2" w:val="single"/>
+        <w:bottom w:color="f8f4ec" w:space="6" w:sz="2" w:val="single"/>
+        <w:right w:color="f8f4ec" w:space="10" w:sz="2" w:val="single"/>
       </w:pBdr>
       <w:shd w:color="auto" w:fill="f8f4ec" w:val="clear"/>
+      <w:keepLines/>
+      <w:keepNext/>
     </w:pPr>
     <w:rPr>
       <w:rFonts w:ascii="Source Sans 3" w:hAnsi="Source Sans 3"/>
@@ -2155,12 +2220,16 @@
     <w:name w:val="card-title"/>
     <w:basedOn w:val="Normal"/>
     <w:pPr>
-      <w:spacing w:after="40" w:before="80"/>
+      <w:spacing w:after="40" w:before="80" w:line="288" w:lineRule="auto"/>
       <w:pBdr>
-        <w:top w:color="auto" w:space="6" w:sz="2" w:val="single"/>
-        <w:bottom w:color="auto" w:space="6" w:sz="2" w:val="single"/>
+        <w:top w:color="f8f4ec" w:space="6" w:sz="2" w:val="single"/>
+        <w:left w:color="f8f4ec" w:space="10" w:sz="2" w:val="single"/>
+        <w:bottom w:color="f8f4ec" w:space="6" w:sz="2" w:val="single"/>
+        <w:right w:color="f8f4ec" w:space="10" w:sz="2" w:val="single"/>
       </w:pBdr>
       <w:shd w:color="auto" w:fill="f8f4ec" w:val="clear"/>
+      <w:keepLines/>
+      <w:keepNext/>
     </w:pPr>
     <w:rPr>
       <w:rFonts w:ascii="Lora" w:hAnsi="Lora"/>
@@ -2173,12 +2242,16 @@
     <w:name w:val="card-body"/>
     <w:basedOn w:val="Normal"/>
     <w:pPr>
-      <w:spacing w:after="160" w:before="80"/>
+      <w:spacing w:after="160" w:before="80" w:line="288" w:lineRule="auto"/>
       <w:pBdr>
-        <w:top w:color="auto" w:space="6" w:sz="2" w:val="single"/>
-        <w:bottom w:color="auto" w:space="6" w:sz="2" w:val="single"/>
+        <w:top w:color="f8f4ec" w:space="6" w:sz="2" w:val="single"/>
+        <w:left w:color="f8f4ec" w:space="10" w:sz="2" w:val="single"/>
+        <w:bottom w:color="f8f4ec" w:space="6" w:sz="2" w:val="single"/>
+        <w:right w:color="f8f4ec" w:space="10" w:sz="2" w:val="single"/>
       </w:pBdr>
       <w:shd w:color="auto" w:fill="f8f4ec" w:val="clear"/>
+      <w:keepLines/>
+      <w:keepNext/>
     </w:pPr>
     <w:rPr>
       <w:rFonts w:ascii="Source Sans 3" w:hAnsi="Source Sans 3"/>
@@ -2186,18 +2259,21 @@
       <w:sz w:val="22"/>
     </w:rPr>
   </w:style>
-  <w:style w:customStyle="1" w:styleId="attestation" w:type="paragraph">
-    <w:name w:val="attestation"/>
-    <w:basedOn w:val="Normal"/>
-    <w:pPr>
-      <w:spacing w:after="160" w:before="240"/>
+  <w:style w:customStyle="1" w:styleId="attestation-block" w:type="paragraph">
+    <w:name w:val="attestation-block"/>
+    <w:basedOn w:val="Normal"/>
+    <w:pPr>
+      <w:spacing w:after="160" w:before="240" w:line="288" w:lineRule="auto"/>
       <w:pBdr>
-        <w:top w:color="auto" w:space="6" w:sz="2" w:val="single"/>
+        <w:top w:color="e4dfd7" w:space="6" w:sz="2" w:val="single"/>
         <w:left w:color="bbb6ad" w:space="8" w:sz="18" w:val="single"/>
-        <w:bottom w:color="auto" w:space="6" w:sz="2" w:val="single"/>
+        <w:bottom w:color="e4dfd7" w:space="6" w:sz="2" w:val="single"/>
+        <w:right w:color="e4dfd7" w:space="10" w:sz="2" w:val="single"/>
       </w:pBdr>
       <w:ind w:left="240"/>
       <w:shd w:color="auto" w:fill="e4dfd7" w:val="clear"/>
+      <w:keepLines/>
+      <w:keepNext/>
     </w:pPr>
     <w:rPr>
       <w:rFonts w:ascii="Lora" w:hAnsi="Lora"/>
@@ -2209,12 +2285,16 @@
     <w:name w:val="attestation-gate"/>
     <w:basedOn w:val="Normal"/>
     <w:pPr>
-      <w:spacing w:after="40" w:before="40"/>
+      <w:spacing w:after="40" w:before="40" w:line="288" w:lineRule="auto"/>
       <w:pBdr>
-        <w:top w:color="auto" w:space="6" w:sz="2" w:val="single"/>
-        <w:bottom w:color="auto" w:space="6" w:sz="2" w:val="single"/>
+        <w:top w:color="e4dfd7" w:space="6" w:sz="2" w:val="single"/>
+        <w:left w:color="e4dfd7" w:space="10" w:sz="2" w:val="single"/>
+        <w:bottom w:color="e4dfd7" w:space="6" w:sz="2" w:val="single"/>
+        <w:right w:color="e4dfd7" w:space="10" w:sz="2" w:val="single"/>
       </w:pBdr>
       <w:shd w:color="auto" w:fill="e4dfd7" w:val="clear"/>
+      <w:keepLines/>
+      <w:keepNext/>
     </w:pPr>
     <w:rPr>
       <w:rFonts w:ascii="Source Sans 3" w:hAnsi="Source Sans 3"/>
@@ -2222,18 +2302,43 @@
       <w:sz w:val="22"/>
     </w:rPr>
   </w:style>
+  <w:style w:customStyle="1" w:styleId="review-marker" w:type="paragraph">
+    <w:name w:val="review-marker"/>
+    <w:basedOn w:val="Normal"/>
+    <w:pPr>
+      <w:spacing w:after="160" w:before="160" w:line="288" w:lineRule="auto"/>
+      <w:pBdr>
+        <w:top w:color="faefda" w:space="6" w:sz="2" w:val="single"/>
+        <w:left w:color="735311" w:space="8" w:sz="18" w:val="single"/>
+        <w:bottom w:color="faefda" w:space="6" w:sz="2" w:val="single"/>
+        <w:right w:color="faefda" w:space="10" w:sz="2" w:val="single"/>
+      </w:pBdr>
+      <w:ind w:left="240"/>
+      <w:shd w:color="auto" w:fill="faefda" w:val="clear"/>
+      <w:keepLines/>
+      <w:keepNext/>
+    </w:pPr>
+    <w:rPr>
+      <w:rFonts w:ascii="Source Sans 3" w:hAnsi="Source Sans 3"/>
+      <w:color w:val="25211D"/>
+      <w:sz w:val="22"/>
+    </w:rPr>
+  </w:style>
   <w:style w:customStyle="1" w:styleId="escalation" w:type="paragraph">
     <w:name w:val="escalation"/>
     <w:basedOn w:val="Normal"/>
     <w:pPr>
-      <w:spacing w:after="160" w:before="160"/>
+      <w:spacing w:after="160" w:before="160" w:line="288" w:lineRule="auto"/>
       <w:pBdr>
-        <w:top w:color="auto" w:space="6" w:sz="2" w:val="single"/>
+        <w:top w:color="f8f4ec" w:space="6" w:sz="2" w:val="single"/>
         <w:left w:color="735311" w:space="8" w:sz="18" w:val="single"/>
-        <w:bottom w:color="auto" w:space="6" w:sz="2" w:val="single"/>
+        <w:bottom w:color="f8f4ec" w:space="6" w:sz="2" w:val="single"/>
+        <w:right w:color="f8f4ec" w:space="10" w:sz="2" w:val="single"/>
       </w:pBdr>
       <w:ind w:left="240"/>
       <w:shd w:color="auto" w:fill="f8f4ec" w:val="clear"/>
+      <w:keepLines/>
+      <w:keepNext/>
     </w:pPr>
     <w:rPr>
       <w:rFonts w:ascii="Source Sans 3" w:hAnsi="Source Sans 3"/>
@@ -2245,14 +2350,17 @@
     <w:name w:val="decision-branch"/>
     <w:basedOn w:val="Normal"/>
     <w:pPr>
-      <w:spacing w:after="160" w:before="160"/>
+      <w:spacing w:after="160" w:before="160" w:line="288" w:lineRule="auto"/>
       <w:pBdr>
-        <w:top w:color="auto" w:space="6" w:sz="2" w:val="single"/>
+        <w:top w:color="f8f4ec" w:space="6" w:sz="2" w:val="single"/>
         <w:left w:color="bbb6ad" w:space="8" w:sz="18" w:val="single"/>
-        <w:bottom w:color="auto" w:space="6" w:sz="2" w:val="single"/>
+        <w:bottom w:color="f8f4ec" w:space="6" w:sz="2" w:val="single"/>
+        <w:right w:color="f8f4ec" w:space="10" w:sz="2" w:val="single"/>
       </w:pBdr>
       <w:ind w:left="240"/>
       <w:shd w:color="auto" w:fill="f8f4ec" w:val="clear"/>
+      <w:keepLines/>
+      <w:keepNext/>
     </w:pPr>
     <w:rPr>
       <w:rFonts w:ascii="Source Sans 3" w:hAnsi="Source Sans 3"/>
@@ -2282,6 +2390,24 @@
     <w:rPr>
       <w:rFonts w:ascii="Source Sans 3" w:hAnsi="Source Sans 3"/>
       <w:sz w:val="22"/>
+    </w:rPr>
+  </w:style>
+  <w:style w:customStyle="1" w:styleId="diagram-figure-eyebrow" w:type="character">
+    <w:name w:val="diagram-figure-eyebrow"/>
+    <w:rPr>
+      <w:rFonts w:ascii="Source Code Pro" w:hAnsi="Source Code Pro"/>
+      <w:b/>
+      <w:color w:val="777069"/>
+      <w:sz w:val="18"/>
+      <w:caps w:val="true"/>
+    </w:rPr>
+  </w:style>
+  <w:style w:customStyle="1" w:styleId="diagram-figure-title" w:type="character">
+    <w:name w:val="diagram-figure-title"/>
+    <w:rPr>
+      <w:rFonts w:ascii="Source Sans 3" w:hAnsi="Source Sans 3"/>
+      <w:color w:val="5A544E"/>
+      <w:sz w:val="24"/>
     </w:rPr>
   </w:style>
   <w:style w:customStyle="1" w:styleId="screen-ref" w:type="character">
